--- a/packages/web/public/docs/Helixona-Assistant-Policies-and-Procedures.docx
+++ b/packages/web/public/docs/Helixona-Assistant-Policies-and-Procedures.docx
@@ -400,7 +400,7 @@
           <w:sz w:val="20"/>
           <w:szCs w:val="20"/>
         </w:rPr>
-        <w:t xml:space="preserve">Fill in the bracketed fields, review with the clinic's Privacy Officer and Security Officer, and keep the signed copy with the compliance records for at least six years. Legal review is recommended before adoption.</w:t>
+        <w:t xml:space="preserve">Fill in the bracketed fields, review with the clinic's Privacy Officer and Security Officer, and keep a copy with the compliance records for at least six years. Legal review is recommended before adoption.</w:t>
       </w:r>
     </w:p>
     <w:p>
@@ -1018,7 +1018,7 @@
         <w:spacing w:after="60" w:line="276"/>
       </w:pPr>
       <w:r>
-        <w:t xml:space="preserve">Onboarding: the manager requests access; the Privacy Officer approves; the user completes training and signs the acknowledgment; an administrator creates the account from the Administration page; the user receives a temporary password by email and, at first sign-in, sets a password and enrolls an authenticator app.</w:t>
+        <w:t xml:space="preserve">Onboarding: the manager requests access; the Privacy Officer approves; an administrator creates the account from the Administration page; the user receives a temporary password by email and, at first sign-in, sets a password, enrolls an authenticator app and completes the training inside the assistant before their first conversation.</w:t>
       </w:r>
     </w:p>
     <w:p>
@@ -1902,7 +1902,7 @@
         <w:spacing w:after="60" w:line="276"/>
       </w:pPr>
       <w:r>
-        <w:t xml:space="preserve">Every workforce member completes the Helixona Assistant HIPAA training and signs the acknowledgment before their first sign-in, yearly afterwards, and whenever these policies change materially.</w:t>
+        <w:t xml:space="preserve">Every workforce member completes the Helixona Assistant HIPAA training before their first conversation with the assistant, yearly afterwards, and whenever these policies change materially. Completion is recorded in the training log; no signature is required.</w:t>
       </w:r>
     </w:p>
     <w:p>
@@ -2268,6 +2268,14 @@
         <w:t xml:space="preserve">Approval</w:t>
       </w:r>
     </w:p>
+    <w:p>
+      <w:pPr>
+        <w:spacing w:after="120" w:line="276"/>
+      </w:pPr>
+      <w:r>
+        <w:t xml:space="preserve">Reviewed and approved by the people below. No signature is required: the approval is recorded here, with the name and the date.</w:t>
+      </w:r>
+    </w:p>
     <w:tbl>
       <w:tblPr>
         <w:tblW w:type="dxa" w:w="9360"/>
@@ -2313,7 +2321,7 @@
                 <w:sz w:val="18"/>
                 <w:szCs w:val="18"/>
               </w:rPr>
-              <w:t xml:space="preserve">Name and role</w:t>
+              <w:t xml:space="preserve">Role</w:t>
             </w:r>
           </w:p>
         </w:tc>
@@ -2341,7 +2349,7 @@
                 <w:sz w:val="18"/>
                 <w:szCs w:val="18"/>
               </w:rPr>
-              <w:t xml:space="preserve">Signature</w:t>
+              <w:t xml:space="preserve">Name</w:t>
             </w:r>
           </w:p>
         </w:tc>
@@ -2375,9 +2383,6 @@
         </w:tc>
       </w:tr>
       <w:tr>
-        <w:trPr>
-          <w:trHeight w:val="700" w:hRule="atLeast"/>
-        </w:trPr>
         <w:tc>
           <w:tcPr>
             <w:tcW w:type="dxa" w:w="3400"/>
@@ -2395,10 +2400,12 @@
             </w:pPr>
             <w:r>
               <w:rPr>
-                <w:sz w:val="18"/>
-                <w:szCs w:val="18"/>
-              </w:rPr>
-              <w:t xml:space="preserve">[Name], Owner / Medical Director</w:t>
+                <w:b/>
+                <w:bCs/>
+                <w:sz w:val="18"/>
+                <w:szCs w:val="18"/>
+              </w:rPr>
+              <w:t xml:space="preserve">Owner / Medical Director</w:t>
             </w:r>
           </w:p>
         </w:tc>
@@ -2419,10 +2426,12 @@
             </w:pPr>
             <w:r>
               <w:rPr>
-                <w:sz w:val="18"/>
-                <w:szCs w:val="18"/>
-              </w:rPr>
-              <w:t xml:space="preserve"/>
+                <w:b w:val="false"/>
+                <w:bCs w:val="false"/>
+                <w:sz w:val="18"/>
+                <w:szCs w:val="18"/>
+              </w:rPr>
+              <w:t xml:space="preserve">[Name]</w:t>
             </w:r>
           </w:p>
         </w:tc>
@@ -2443,95 +2452,100 @@
             </w:pPr>
             <w:r>
               <w:rPr>
-                <w:sz w:val="18"/>
-                <w:szCs w:val="18"/>
-              </w:rPr>
-              <w:t xml:space="preserve"/>
+                <w:b w:val="false"/>
+                <w:bCs w:val="false"/>
+                <w:sz w:val="18"/>
+                <w:szCs w:val="18"/>
+              </w:rPr>
+              <w:t xml:space="preserve">[Date]</w:t>
             </w:r>
           </w:p>
         </w:tc>
       </w:tr>
       <w:tr>
-        <w:trPr>
-          <w:trHeight w:val="700" w:hRule="atLeast"/>
-        </w:trPr>
         <w:tc>
           <w:tcPr>
             <w:tcW w:type="dxa" w:w="3400"/>
-            <w:tcMar>
-              <w:top w:type="dxa" w:w="60"/>
-              <w:left w:type="dxa" w:w="100"/>
-              <w:bottom w:type="dxa" w:w="60"/>
-              <w:right w:type="dxa" w:w="100"/>
-            </w:tcMar>
-            <w:vAlign w:val="top"/>
-          </w:tcPr>
-          <w:p>
-            <w:pPr>
-              <w:spacing w:after="40"/>
-            </w:pPr>
-            <w:r>
-              <w:rPr>
-                <w:sz w:val="18"/>
-                <w:szCs w:val="18"/>
-              </w:rPr>
-              <w:t xml:space="preserve">[Name], Privacy Officer</w:t>
+            <w:shd w:fill="F7F7F7" w:color="auto" w:val="clear"/>
+            <w:tcMar>
+              <w:top w:type="dxa" w:w="60"/>
+              <w:left w:type="dxa" w:w="100"/>
+              <w:bottom w:type="dxa" w:w="60"/>
+              <w:right w:type="dxa" w:w="100"/>
+            </w:tcMar>
+            <w:vAlign w:val="top"/>
+          </w:tcPr>
+          <w:p>
+            <w:pPr>
+              <w:spacing w:after="40"/>
+            </w:pPr>
+            <w:r>
+              <w:rPr>
+                <w:b/>
+                <w:bCs/>
+                <w:sz w:val="18"/>
+                <w:szCs w:val="18"/>
+              </w:rPr>
+              <w:t xml:space="preserve">Privacy Officer</w:t>
             </w:r>
           </w:p>
         </w:tc>
         <w:tc>
           <w:tcPr>
             <w:tcW w:type="dxa" w:w="3600"/>
-            <w:tcMar>
-              <w:top w:type="dxa" w:w="60"/>
-              <w:left w:type="dxa" w:w="100"/>
-              <w:bottom w:type="dxa" w:w="60"/>
-              <w:right w:type="dxa" w:w="100"/>
-            </w:tcMar>
-            <w:vAlign w:val="top"/>
-          </w:tcPr>
-          <w:p>
-            <w:pPr>
-              <w:spacing w:after="40"/>
-            </w:pPr>
-            <w:r>
-              <w:rPr>
-                <w:sz w:val="18"/>
-                <w:szCs w:val="18"/>
-              </w:rPr>
-              <w:t xml:space="preserve"/>
+            <w:shd w:fill="F7F7F7" w:color="auto" w:val="clear"/>
+            <w:tcMar>
+              <w:top w:type="dxa" w:w="60"/>
+              <w:left w:type="dxa" w:w="100"/>
+              <w:bottom w:type="dxa" w:w="60"/>
+              <w:right w:type="dxa" w:w="100"/>
+            </w:tcMar>
+            <w:vAlign w:val="top"/>
+          </w:tcPr>
+          <w:p>
+            <w:pPr>
+              <w:spacing w:after="40"/>
+            </w:pPr>
+            <w:r>
+              <w:rPr>
+                <w:b w:val="false"/>
+                <w:bCs w:val="false"/>
+                <w:sz w:val="18"/>
+                <w:szCs w:val="18"/>
+              </w:rPr>
+              <w:t xml:space="preserve">[Name]</w:t>
             </w:r>
           </w:p>
         </w:tc>
         <w:tc>
           <w:tcPr>
             <w:tcW w:type="dxa" w:w="2360"/>
-            <w:tcMar>
-              <w:top w:type="dxa" w:w="60"/>
-              <w:left w:type="dxa" w:w="100"/>
-              <w:bottom w:type="dxa" w:w="60"/>
-              <w:right w:type="dxa" w:w="100"/>
-            </w:tcMar>
-            <w:vAlign w:val="top"/>
-          </w:tcPr>
-          <w:p>
-            <w:pPr>
-              <w:spacing w:after="40"/>
-            </w:pPr>
-            <w:r>
-              <w:rPr>
-                <w:sz w:val="18"/>
-                <w:szCs w:val="18"/>
-              </w:rPr>
-              <w:t xml:space="preserve"/>
+            <w:shd w:fill="F7F7F7" w:color="auto" w:val="clear"/>
+            <w:tcMar>
+              <w:top w:type="dxa" w:w="60"/>
+              <w:left w:type="dxa" w:w="100"/>
+              <w:bottom w:type="dxa" w:w="60"/>
+              <w:right w:type="dxa" w:w="100"/>
+            </w:tcMar>
+            <w:vAlign w:val="top"/>
+          </w:tcPr>
+          <w:p>
+            <w:pPr>
+              <w:spacing w:after="40"/>
+            </w:pPr>
+            <w:r>
+              <w:rPr>
+                <w:b w:val="false"/>
+                <w:bCs w:val="false"/>
+                <w:sz w:val="18"/>
+                <w:szCs w:val="18"/>
+              </w:rPr>
+              <w:t xml:space="preserve">[Date]</w:t>
             </w:r>
           </w:p>
         </w:tc>
       </w:tr>
       <w:tr>
-        <w:trPr>
-          <w:trHeight w:val="700" w:hRule="atLeast"/>
-        </w:trPr>
         <w:tc>
           <w:tcPr>
             <w:tcW w:type="dxa" w:w="3400"/>
@@ -2549,10 +2563,12 @@
             </w:pPr>
             <w:r>
               <w:rPr>
-                <w:sz w:val="18"/>
-                <w:szCs w:val="18"/>
-              </w:rPr>
-              <w:t xml:space="preserve">[Name], Security Officer</w:t>
+                <w:b/>
+                <w:bCs/>
+                <w:sz w:val="18"/>
+                <w:szCs w:val="18"/>
+              </w:rPr>
+              <w:t xml:space="preserve">Security Officer</w:t>
             </w:r>
           </w:p>
         </w:tc>
@@ -2573,10 +2589,12 @@
             </w:pPr>
             <w:r>
               <w:rPr>
-                <w:sz w:val="18"/>
-                <w:szCs w:val="18"/>
-              </w:rPr>
-              <w:t xml:space="preserve"/>
+                <w:b w:val="false"/>
+                <w:bCs w:val="false"/>
+                <w:sz w:val="18"/>
+                <w:szCs w:val="18"/>
+              </w:rPr>
+              <w:t xml:space="preserve">[Name]</w:t>
             </w:r>
           </w:p>
         </w:tc>
@@ -2597,10 +2615,12 @@
             </w:pPr>
             <w:r>
               <w:rPr>
-                <w:sz w:val="18"/>
-                <w:szCs w:val="18"/>
-              </w:rPr>
-              <w:t xml:space="preserve"/>
+                <w:b w:val="false"/>
+                <w:bCs w:val="false"/>
+                <w:sz w:val="18"/>
+                <w:szCs w:val="18"/>
+              </w:rPr>
+              <w:t xml:space="preserve">[Date]</w:t>
             </w:r>
           </w:p>
         </w:tc>
@@ -2983,7 +3003,7 @@
                 <w:sz w:val="18"/>
                 <w:szCs w:val="18"/>
               </w:rPr>
-              <w:t xml:space="preserve">Training completed and acknowledgment signed</w:t>
+              <w:t xml:space="preserve">Training completed in the assistant (or a paper completion recorded in the training log)</w:t>
             </w:r>
           </w:p>
         </w:tc>

--- a/packages/web/public/docs/Helixona-Assistant-Policies-and-Procedures.docx
+++ b/packages/web/public/docs/Helixona-Assistant-Policies-and-Procedures.docx
@@ -898,7 +898,7 @@
         <w:spacing w:after="60" w:line="276"/>
       </w:pPr>
       <w:r>
-        <w:t xml:space="preserve">Projects shared with the clinic may be seen by every staff member. Do not place patient information in a shared project's name, description or instructions unless every staff member needs it.</w:t>
+        <w:t xml:space="preserve">A shared project is seen by the people its owner adds to it, and everyone in it sees and can continue the same conversations: add only the colleagues who need that work, and remove them when they no longer do. Projects shared with the clinic may be seen by every staff member. Do not place patient information in a project's name, description or instructions unless everyone who can see the project needs it.</w:t>
       </w:r>
     </w:p>
     <w:p>

--- a/packages/web/public/docs/Helixona-Assistant-Policies-and-Procedures.docx
+++ b/packages/web/public/docs/Helixona-Assistant-Policies-and-Procedures.docx
@@ -886,6 +886,19 @@
       </w:pPr>
       <w:r>
         <w:t xml:space="preserve">Use of the assistant for personal matters, or for any purpose outside the clinic's operations, is prohibited.</w:t>
+      </w:r>
+    </w:p>
+    <w:p>
+      <w:pPr>
+        <w:pStyle w:val="ListParagraph"/>
+        <w:numPr>
+          <w:ilvl w:val="0"/>
+          <w:numId w:val="4"/>
+        </w:numPr>
+        <w:spacing w:after="60" w:line="276"/>
+      </w:pPr>
+      <w:r>
+        <w:t xml:space="preserve">A response copied from the assistant or downloaded as a Word file is pasted into the medical record and the downloaded file is then deleted. Responses are not kept on the desktop, in email or in personal drives.</w:t>
       </w:r>
     </w:p>
     <w:p>
